--- a/artifacts/bids/2026-02-03/zayavka_2026-02-03.docx
+++ b/artifacts/bids/2026-02-03/zayavka_2026-02-03.docx
@@ -254,7 +254,7 @@
               <w:jc w:val="right"/>
             </w:pPr>
             <w:r>
-              <w:t>1,312</w:t>
+              <w:t>1,331</w:t>
             </w:r>
           </w:p>
         </w:tc>
@@ -302,7 +302,7 @@
               <w:jc w:val="right"/>
             </w:pPr>
             <w:r>
-              <w:t>1,121</w:t>
+              <w:t>1,100</w:t>
             </w:r>
           </w:p>
         </w:tc>
@@ -325,7 +325,7 @@
               <w:jc w:val="right"/>
             </w:pPr>
             <w:r>
-              <w:t>0,088</w:t>
+              <w:t>0,086</w:t>
             </w:r>
           </w:p>
         </w:tc>
@@ -373,7 +373,7 @@
               <w:jc w:val="right"/>
             </w:pPr>
             <w:r>
-              <w:t>0,119</w:t>
+              <w:t>0,122</w:t>
             </w:r>
           </w:p>
         </w:tc>
@@ -398,7 +398,7 @@
               <w:jc w:val="right"/>
             </w:pPr>
             <w:r>
-              <w:t>1,406</w:t>
+              <w:t>1,440</w:t>
             </w:r>
           </w:p>
         </w:tc>
@@ -421,7 +421,7 @@
               <w:jc w:val="right"/>
             </w:pPr>
             <w:r>
-              <w:t>0,239</w:t>
+              <w:t>0,231</w:t>
             </w:r>
           </w:p>
         </w:tc>
@@ -446,7 +446,7 @@
               <w:jc w:val="right"/>
             </w:pPr>
             <w:r>
-              <w:t>1,944</w:t>
+              <w:t>1,954</w:t>
             </w:r>
           </w:p>
         </w:tc>
@@ -469,7 +469,7 @@
               <w:jc w:val="right"/>
             </w:pPr>
             <w:r>
-              <w:t>0,690</w:t>
+              <w:t>0,695</w:t>
             </w:r>
           </w:p>
         </w:tc>
@@ -494,7 +494,7 @@
               <w:jc w:val="right"/>
             </w:pPr>
             <w:r>
-              <w:t>1,007</w:t>
+              <w:t>1,021</w:t>
             </w:r>
           </w:p>
         </w:tc>
@@ -517,7 +517,7 @@
               <w:jc w:val="right"/>
             </w:pPr>
             <w:r>
-              <w:t>1,036</w:t>
+              <w:t>1,016</w:t>
             </w:r>
           </w:p>
         </w:tc>
@@ -542,7 +542,7 @@
               <w:jc w:val="right"/>
             </w:pPr>
             <w:r>
-              <w:t>0,736</w:t>
+              <w:t>0,742</w:t>
             </w:r>
           </w:p>
         </w:tc>
@@ -565,7 +565,7 @@
               <w:jc w:val="right"/>
             </w:pPr>
             <w:r>
-              <w:t>1,353</w:t>
+              <w:t>1,315</w:t>
             </w:r>
           </w:p>
         </w:tc>
@@ -590,7 +590,7 @@
               <w:jc w:val="right"/>
             </w:pPr>
             <w:r>
-              <w:t>0,478</w:t>
+              <w:t>0,486</w:t>
             </w:r>
           </w:p>
         </w:tc>
@@ -613,7 +613,7 @@
               <w:jc w:val="right"/>
             </w:pPr>
             <w:r>
-              <w:t>1,480</w:t>
+              <w:t>1,441</w:t>
             </w:r>
           </w:p>
         </w:tc>
@@ -638,7 +638,7 @@
               <w:jc w:val="right"/>
             </w:pPr>
             <w:r>
-              <w:t>0,225</w:t>
+              <w:t>0,227</w:t>
             </w:r>
           </w:p>
         </w:tc>
@@ -661,7 +661,7 @@
               <w:jc w:val="right"/>
             </w:pPr>
             <w:r>
-              <w:t>1,486</w:t>
+              <w:t>1,492</w:t>
             </w:r>
           </w:p>
         </w:tc>
@@ -686,7 +686,7 @@
               <w:jc w:val="right"/>
             </w:pPr>
             <w:r>
-              <w:t>0,175</w:t>
+              <w:t>0,180</w:t>
             </w:r>
           </w:p>
         </w:tc>
@@ -709,7 +709,7 @@
               <w:jc w:val="right"/>
             </w:pPr>
             <w:r>
-              <w:t>1,376</w:t>
+              <w:t>1,393</w:t>
             </w:r>
           </w:p>
         </w:tc>
@@ -734,7 +734,7 @@
               <w:jc w:val="right"/>
             </w:pPr>
             <w:r>
-              <w:t>0,117</w:t>
+              <w:t>0,118</w:t>
             </w:r>
           </w:p>
         </w:tc>
@@ -757,7 +757,7 @@
               <w:jc w:val="right"/>
             </w:pPr>
             <w:r>
-              <w:t>1,473</w:t>
+              <w:t>1,492</w:t>
             </w:r>
           </w:p>
         </w:tc>
@@ -782,7 +782,7 @@
               <w:jc w:val="right"/>
             </w:pPr>
             <w:r>
-              <w:t>0,065</w:t>
+              <w:t>0,066</w:t>
             </w:r>
           </w:p>
         </w:tc>
@@ -805,7 +805,7 @@
               <w:jc w:val="right"/>
             </w:pPr>
             <w:r>
-              <w:t>1,375</w:t>
+              <w:t>1,379</w:t>
             </w:r>
           </w:p>
         </w:tc>
@@ -821,7 +821,7 @@
         <w:rPr>
           <w:b/>
         </w:rPr>
-        <w:t>Итого за сутки: 20,635 МВт·ч.</w:t>
+        <w:t>Итого за сутки: 20,661 МВт·ч.</w:t>
       </w:r>
     </w:p>
     <w:p>
@@ -834,7 +834,7 @@
     </w:p>
     <w:p>
       <w:r>
-        <w:t>Прогноз e05fd7f08471, сформирован 02.02.2026 05:00 (Астана); модель windcast-0.1.0-cascade+direct; погода: Open-Meteo Previous Runs: ECMWF IFS, ECMWF AIFS, ICON, GFS, UKMO, GEM, CMA, выпуск 2026-02-01 18:00:00 UTC.</w:t>
+        <w:t>Прогноз a291c1e62f0a, сформирован 02.02.2026 05:00 (Астана); модель windcast-0.1.0-cascade+direct; погода: Open-Meteo Previous Runs: ECMWF IFS, ECMWF AIFS, ICON, GFS, UKMO, GEM, CMA, выпуск 2026-02-01 18:00:00 UTC.</w:t>
       </w:r>
     </w:p>
     <w:tbl>
@@ -940,7 +940,7 @@
           </w:tcPr>
           <w:p>
             <w:r>
-              <w:t>0,106</w:t>
+              <w:t>0,115</w:t>
             </w:r>
           </w:p>
         </w:tc>
@@ -950,7 +950,7 @@
           </w:tcPr>
           <w:p>
             <w:r>
-              <w:t>1,312</w:t>
+              <w:t>1,331</w:t>
             </w:r>
           </w:p>
         </w:tc>
@@ -960,7 +960,7 @@
           </w:tcPr>
           <w:p>
             <w:r>
-              <w:t>3,638</w:t>
+              <w:t>3,633</w:t>
             </w:r>
           </w:p>
         </w:tc>
@@ -970,7 +970,7 @@
           </w:tcPr>
           <w:p>
             <w:r>
-              <w:t>6.4</w:t>
+              <w:t>6.3</w:t>
             </w:r>
           </w:p>
         </w:tc>
@@ -1002,7 +1002,7 @@
           </w:tcPr>
           <w:p>
             <w:r>
-              <w:t>0,092</w:t>
+              <w:t>0,091</w:t>
             </w:r>
           </w:p>
         </w:tc>
@@ -1012,7 +1012,7 @@
           </w:tcPr>
           <w:p>
             <w:r>
-              <w:t>1,121</w:t>
+              <w:t>1,100</w:t>
             </w:r>
           </w:p>
         </w:tc>
@@ -1022,7 +1022,7 @@
           </w:tcPr>
           <w:p>
             <w:r>
-              <w:t>4,042</w:t>
+              <w:t>4,044</w:t>
             </w:r>
           </w:p>
         </w:tc>
@@ -1064,7 +1064,7 @@
           </w:tcPr>
           <w:p>
             <w:r>
-              <w:t>0,093</w:t>
+              <w:t>0,092</w:t>
             </w:r>
           </w:p>
         </w:tc>
@@ -1084,7 +1084,7 @@
           </w:tcPr>
           <w:p>
             <w:r>
-              <w:t>4,309</w:t>
+              <w:t>4,265</w:t>
             </w:r>
           </w:p>
         </w:tc>
@@ -1126,7 +1126,7 @@
           </w:tcPr>
           <w:p>
             <w:r>
-              <w:t>0,078</w:t>
+              <w:t>0,086</w:t>
             </w:r>
           </w:p>
         </w:tc>
@@ -1136,7 +1136,7 @@
           </w:tcPr>
           <w:p>
             <w:r>
-              <w:t>1,406</w:t>
+              <w:t>1,440</w:t>
             </w:r>
           </w:p>
         </w:tc>
@@ -1146,7 +1146,7 @@
           </w:tcPr>
           <w:p>
             <w:r>
-              <w:t>4,513</w:t>
+              <w:t>4,470</w:t>
             </w:r>
           </w:p>
         </w:tc>
@@ -1188,7 +1188,7 @@
           </w:tcPr>
           <w:p>
             <w:r>
-              <w:t>0,095</w:t>
+              <w:t>0,090</w:t>
             </w:r>
           </w:p>
         </w:tc>
@@ -1198,7 +1198,7 @@
           </w:tcPr>
           <w:p>
             <w:r>
-              <w:t>1,944</w:t>
+              <w:t>1,954</w:t>
             </w:r>
           </w:p>
         </w:tc>
@@ -1208,7 +1208,7 @@
           </w:tcPr>
           <w:p>
             <w:r>
-              <w:t>4,532</w:t>
+              <w:t>4,519</w:t>
             </w:r>
           </w:p>
         </w:tc>
@@ -1250,7 +1250,7 @@
           </w:tcPr>
           <w:p>
             <w:r>
-              <w:t>0,029</w:t>
+              <w:t>0,026</w:t>
             </w:r>
           </w:p>
         </w:tc>
@@ -1260,7 +1260,7 @@
           </w:tcPr>
           <w:p>
             <w:r>
-              <w:t>1,007</w:t>
+              <w:t>1,021</w:t>
             </w:r>
           </w:p>
         </w:tc>
@@ -1270,7 +1270,7 @@
           </w:tcPr>
           <w:p>
             <w:r>
-              <w:t>3,891</w:t>
+              <w:t>3,942</w:t>
             </w:r>
           </w:p>
         </w:tc>
@@ -1312,7 +1312,7 @@
           </w:tcPr>
           <w:p>
             <w:r>
-              <w:t>0,042</w:t>
+              <w:t>0,040</w:t>
             </w:r>
           </w:p>
         </w:tc>
@@ -1322,7 +1322,7 @@
           </w:tcPr>
           <w:p>
             <w:r>
-              <w:t>0,736</w:t>
+              <w:t>0,742</w:t>
             </w:r>
           </w:p>
         </w:tc>
@@ -1332,7 +1332,7 @@
           </w:tcPr>
           <w:p>
             <w:r>
-              <w:t>3,356</w:t>
+              <w:t>3,338</w:t>
             </w:r>
           </w:p>
         </w:tc>
@@ -1374,7 +1374,7 @@
           </w:tcPr>
           <w:p>
             <w:r>
-              <w:t>0,007</w:t>
+              <w:t>0,010</w:t>
             </w:r>
           </w:p>
         </w:tc>
@@ -1384,7 +1384,7 @@
           </w:tcPr>
           <w:p>
             <w:r>
-              <w:t>0,478</w:t>
+              <w:t>0,486</w:t>
             </w:r>
           </w:p>
         </w:tc>
@@ -1394,7 +1394,7 @@
           </w:tcPr>
           <w:p>
             <w:r>
-              <w:t>2,874</w:t>
+              <w:t>2,894</w:t>
             </w:r>
           </w:p>
         </w:tc>
@@ -1436,7 +1436,7 @@
           </w:tcPr>
           <w:p>
             <w:r>
-              <w:t>0,015</w:t>
+              <w:t>0,013</w:t>
             </w:r>
           </w:p>
         </w:tc>
@@ -1446,7 +1446,7 @@
           </w:tcPr>
           <w:p>
             <w:r>
-              <w:t>0,225</w:t>
+              <w:t>0,227</w:t>
             </w:r>
           </w:p>
         </w:tc>
@@ -1456,7 +1456,7 @@
           </w:tcPr>
           <w:p>
             <w:r>
-              <w:t>2,105</w:t>
+              <w:t>2,147</w:t>
             </w:r>
           </w:p>
         </w:tc>
@@ -1466,7 +1466,7 @@
           </w:tcPr>
           <w:p>
             <w:r>
-              <w:t>4.3</w:t>
+              <w:t>4.2</w:t>
             </w:r>
           </w:p>
         </w:tc>
@@ -1498,7 +1498,7 @@
           </w:tcPr>
           <w:p>
             <w:r>
-              <w:t>0,003</w:t>
+              <w:t>0,001</w:t>
             </w:r>
           </w:p>
         </w:tc>
@@ -1508,7 +1508,7 @@
           </w:tcPr>
           <w:p>
             <w:r>
-              <w:t>0,175</w:t>
+              <w:t>0,180</w:t>
             </w:r>
           </w:p>
         </w:tc>
@@ -1518,7 +1518,7 @@
           </w:tcPr>
           <w:p>
             <w:r>
-              <w:t>1,800</w:t>
+              <w:t>1,744</w:t>
             </w:r>
           </w:p>
         </w:tc>
@@ -1560,7 +1560,7 @@
           </w:tcPr>
           <w:p>
             <w:r>
-              <w:t>0,014</w:t>
+              <w:t>0,017</w:t>
             </w:r>
           </w:p>
         </w:tc>
@@ -1570,7 +1570,7 @@
           </w:tcPr>
           <w:p>
             <w:r>
-              <w:t>0,117</w:t>
+              <w:t>0,118</w:t>
             </w:r>
           </w:p>
         </w:tc>
@@ -1580,7 +1580,7 @@
           </w:tcPr>
           <w:p>
             <w:r>
-              <w:t>1,235</w:t>
+              <w:t>1,224</w:t>
             </w:r>
           </w:p>
         </w:tc>
@@ -1590,7 +1590,7 @@
           </w:tcPr>
           <w:p>
             <w:r>
-              <w:t>2.6</w:t>
+              <w:t>2.7</w:t>
             </w:r>
           </w:p>
         </w:tc>
@@ -1632,7 +1632,7 @@
           </w:tcPr>
           <w:p>
             <w:r>
-              <w:t>0,065</w:t>
+              <w:t>0,066</w:t>
             </w:r>
           </w:p>
         </w:tc>
@@ -1642,7 +1642,7 @@
           </w:tcPr>
           <w:p>
             <w:r>
-              <w:t>1,094</w:t>
+              <w:t>1,085</w:t>
             </w:r>
           </w:p>
         </w:tc>
@@ -1652,7 +1652,7 @@
           </w:tcPr>
           <w:p>
             <w:r>
-              <w:t>2.3</w:t>
+              <w:t>2.5</w:t>
             </w:r>
           </w:p>
         </w:tc>
@@ -1704,7 +1704,7 @@
           </w:tcPr>
           <w:p>
             <w:r>
-              <w:t>0,734</w:t>
+              <w:t>0,738</w:t>
             </w:r>
           </w:p>
         </w:tc>
@@ -1746,7 +1746,7 @@
           </w:tcPr>
           <w:p>
             <w:r>
-              <w:t>0,003</w:t>
+              <w:t>0,005</w:t>
             </w:r>
           </w:p>
         </w:tc>
@@ -1756,7 +1756,7 @@
           </w:tcPr>
           <w:p>
             <w:r>
-              <w:t>0,088</w:t>
+              <w:t>0,086</w:t>
             </w:r>
           </w:p>
         </w:tc>
@@ -1766,7 +1766,7 @@
           </w:tcPr>
           <w:p>
             <w:r>
-              <w:t>0,670</w:t>
+              <w:t>0,688</w:t>
             </w:r>
           </w:p>
         </w:tc>
@@ -1818,7 +1818,7 @@
           </w:tcPr>
           <w:p>
             <w:r>
-              <w:t>0,119</w:t>
+              <w:t>0,122</w:t>
             </w:r>
           </w:p>
         </w:tc>
@@ -1828,7 +1828,7 @@
           </w:tcPr>
           <w:p>
             <w:r>
-              <w:t>0,764</w:t>
+              <w:t>0,772</w:t>
             </w:r>
           </w:p>
         </w:tc>
@@ -1880,7 +1880,7 @@
           </w:tcPr>
           <w:p>
             <w:r>
-              <w:t>0,239</w:t>
+              <w:t>0,231</w:t>
             </w:r>
           </w:p>
         </w:tc>
@@ -1890,7 +1890,7 @@
           </w:tcPr>
           <w:p>
             <w:r>
-              <w:t>1,506</w:t>
+              <w:t>1,454</w:t>
             </w:r>
           </w:p>
         </w:tc>
@@ -1900,7 +1900,7 @@
           </w:tcPr>
           <w:p>
             <w:r>
-              <w:t>3.8</w:t>
+              <w:t>3.9</w:t>
             </w:r>
           </w:p>
         </w:tc>
@@ -1942,7 +1942,7 @@
           </w:tcPr>
           <w:p>
             <w:r>
-              <w:t>0,690</w:t>
+              <w:t>0,695</w:t>
             </w:r>
           </w:p>
         </w:tc>
@@ -1952,7 +1952,7 @@
           </w:tcPr>
           <w:p>
             <w:r>
-              <w:t>2,587</w:t>
+              <w:t>2,584</w:t>
             </w:r>
           </w:p>
         </w:tc>
@@ -2004,7 +2004,7 @@
           </w:tcPr>
           <w:p>
             <w:r>
-              <w:t>1,036</w:t>
+              <w:t>1,016</w:t>
             </w:r>
           </w:p>
         </w:tc>
@@ -2014,7 +2014,7 @@
           </w:tcPr>
           <w:p>
             <w:r>
-              <w:t>3,321</w:t>
+              <w:t>3,337</w:t>
             </w:r>
           </w:p>
         </w:tc>
@@ -2056,7 +2056,7 @@
           </w:tcPr>
           <w:p>
             <w:r>
-              <w:t>0,022</w:t>
+              <w:t>0,024</w:t>
             </w:r>
           </w:p>
         </w:tc>
@@ -2066,7 +2066,7 @@
           </w:tcPr>
           <w:p>
             <w:r>
-              <w:t>1,353</w:t>
+              <w:t>1,315</w:t>
             </w:r>
           </w:p>
         </w:tc>
@@ -2076,7 +2076,7 @@
           </w:tcPr>
           <w:p>
             <w:r>
-              <w:t>3,701</w:t>
+              <w:t>3,671</w:t>
             </w:r>
           </w:p>
         </w:tc>
@@ -2086,7 +2086,7 @@
           </w:tcPr>
           <w:p>
             <w:r>
-              <w:t>6.4</w:t>
+              <w:t>6.3</w:t>
             </w:r>
           </w:p>
         </w:tc>
@@ -2118,7 +2118,7 @@
           </w:tcPr>
           <w:p>
             <w:r>
-              <w:t>0,042</w:t>
+              <w:t>0,045</w:t>
             </w:r>
           </w:p>
         </w:tc>
@@ -2128,7 +2128,7 @@
           </w:tcPr>
           <w:p>
             <w:r>
-              <w:t>1,480</w:t>
+              <w:t>1,441</w:t>
             </w:r>
           </w:p>
         </w:tc>
@@ -2138,7 +2138,7 @@
           </w:tcPr>
           <w:p>
             <w:r>
-              <w:t>3,796</w:t>
+              <w:t>3,809</w:t>
             </w:r>
           </w:p>
         </w:tc>
@@ -2148,7 +2148,7 @@
           </w:tcPr>
           <w:p>
             <w:r>
-              <w:t>6.5</w:t>
+              <w:t>6.4</w:t>
             </w:r>
           </w:p>
         </w:tc>
@@ -2180,7 +2180,7 @@
           </w:tcPr>
           <w:p>
             <w:r>
-              <w:t>0,046</w:t>
+              <w:t>0,038</w:t>
             </w:r>
           </w:p>
         </w:tc>
@@ -2190,7 +2190,7 @@
           </w:tcPr>
           <w:p>
             <w:r>
-              <w:t>1,486</w:t>
+              <w:t>1,492</w:t>
             </w:r>
           </w:p>
         </w:tc>
@@ -2200,7 +2200,7 @@
           </w:tcPr>
           <w:p>
             <w:r>
-              <w:t>3,773</w:t>
+              <w:t>3,785</w:t>
             </w:r>
           </w:p>
         </w:tc>
@@ -2242,7 +2242,7 @@
           </w:tcPr>
           <w:p>
             <w:r>
-              <w:t>0,036</w:t>
+              <w:t>0,042</w:t>
             </w:r>
           </w:p>
         </w:tc>
@@ -2252,7 +2252,7 @@
           </w:tcPr>
           <w:p>
             <w:r>
-              <w:t>1,376</w:t>
+              <w:t>1,393</w:t>
             </w:r>
           </w:p>
         </w:tc>
@@ -2262,7 +2262,7 @@
           </w:tcPr>
           <w:p>
             <w:r>
-              <w:t>3,774</w:t>
+              <w:t>3,787</w:t>
             </w:r>
           </w:p>
         </w:tc>
@@ -2272,7 +2272,7 @@
           </w:tcPr>
           <w:p>
             <w:r>
-              <w:t>6.6</w:t>
+              <w:t>6.7</w:t>
             </w:r>
           </w:p>
         </w:tc>
@@ -2304,7 +2304,7 @@
           </w:tcPr>
           <w:p>
             <w:r>
-              <w:t>0,065</w:t>
+              <w:t>0,091</w:t>
             </w:r>
           </w:p>
         </w:tc>
@@ -2314,7 +2314,7 @@
           </w:tcPr>
           <w:p>
             <w:r>
-              <w:t>1,473</w:t>
+              <w:t>1,492</w:t>
             </w:r>
           </w:p>
         </w:tc>
@@ -2324,7 +2324,7 @@
           </w:tcPr>
           <w:p>
             <w:r>
-              <w:t>3,689</w:t>
+              <w:t>3,693</w:t>
             </w:r>
           </w:p>
         </w:tc>
@@ -2366,7 +2366,7 @@
           </w:tcPr>
           <w:p>
             <w:r>
-              <w:t>0,040</w:t>
+              <w:t>0,035</w:t>
             </w:r>
           </w:p>
         </w:tc>
@@ -2376,7 +2376,7 @@
           </w:tcPr>
           <w:p>
             <w:r>
-              <w:t>1,375</w:t>
+              <w:t>1,379</w:t>
             </w:r>
           </w:p>
         </w:tc>
@@ -2386,7 +2386,7 @@
           </w:tcPr>
           <w:p>
             <w:r>
-              <w:t>3,633</w:t>
+              <w:t>3,635</w:t>
             </w:r>
           </w:p>
         </w:tc>
@@ -2552,7 +2552,7 @@
           </w:tcPr>
           <w:p>
             <w:r>
-              <w:t>0,728</w:t>
+              <w:t>0,768</w:t>
             </w:r>
           </w:p>
         </w:tc>
@@ -2562,7 +2562,7 @@
           </w:tcPr>
           <w:p>
             <w:r>
-              <w:t>1,121 → 1,849</w:t>
+              <w:t>1,100 → 1,868</w:t>
             </w:r>
           </w:p>
         </w:tc>
@@ -2614,7 +2614,7 @@
           </w:tcPr>
           <w:p>
             <w:r>
-              <w:t>1,237</w:t>
+              <w:t>1,154</w:t>
             </w:r>
           </w:p>
         </w:tc>
@@ -2624,7 +2624,7 @@
           </w:tcPr>
           <w:p>
             <w:r>
-              <w:t>1,272 → 2,509</w:t>
+              <w:t>1,272 → 2,426</w:t>
             </w:r>
           </w:p>
         </w:tc>
@@ -2676,7 +2676,7 @@
           </w:tcPr>
           <w:p>
             <w:r>
-              <w:t>1,423</w:t>
+              <w:t>1,342</w:t>
             </w:r>
           </w:p>
         </w:tc>
@@ -2686,7 +2686,7 @@
           </w:tcPr>
           <w:p>
             <w:r>
-              <w:t>1,406 → 2,829</w:t>
+              <w:t>1,440 → 2,782</w:t>
             </w:r>
           </w:p>
         </w:tc>
@@ -2738,7 +2738,7 @@
           </w:tcPr>
           <w:p>
             <w:r>
-              <w:t>0,795</w:t>
+              <w:t>0,739</w:t>
             </w:r>
           </w:p>
         </w:tc>
@@ -2748,7 +2748,7 @@
           </w:tcPr>
           <w:p>
             <w:r>
-              <w:t>1,944 → 2,739</w:t>
+              <w:t>1,954 → 2,693</w:t>
             </w:r>
           </w:p>
         </w:tc>
@@ -2800,7 +2800,7 @@
           </w:tcPr>
           <w:p>
             <w:r>
-              <w:t>1,233</w:t>
+              <w:t>1,255</w:t>
             </w:r>
           </w:p>
         </w:tc>
@@ -2810,7 +2810,7 @@
           </w:tcPr>
           <w:p>
             <w:r>
-              <w:t>1,007 → 2,240</w:t>
+              <w:t>1,021 → 2,276</w:t>
             </w:r>
           </w:p>
         </w:tc>
@@ -2862,7 +2862,7 @@
           </w:tcPr>
           <w:p>
             <w:r>
-              <w:t>1,113</w:t>
+              <w:t>1,104</w:t>
             </w:r>
           </w:p>
         </w:tc>
@@ -2872,7 +2872,7 @@
           </w:tcPr>
           <w:p>
             <w:r>
-              <w:t>0,736 → 1,849</w:t>
+              <w:t>0,742 → 1,846</w:t>
             </w:r>
           </w:p>
         </w:tc>
@@ -2924,7 +2924,7 @@
           </w:tcPr>
           <w:p>
             <w:r>
-              <w:t>0,703</w:t>
+              <w:t>0,698</w:t>
             </w:r>
           </w:p>
         </w:tc>
@@ -2934,7 +2934,7 @@
           </w:tcPr>
           <w:p>
             <w:r>
-              <w:t>1,376 → 2,079</w:t>
+              <w:t>1,393 → 2,091</w:t>
             </w:r>
           </w:p>
         </w:tc>
@@ -2986,7 +2986,7 @@
           </w:tcPr>
           <w:p>
             <w:r>
-              <w:t>0,735</w:t>
+              <w:t>0,696</w:t>
             </w:r>
           </w:p>
         </w:tc>
@@ -2996,7 +2996,7 @@
           </w:tcPr>
           <w:p>
             <w:r>
-              <w:t>1,473 → 2,208</w:t>
+              <w:t>1,492 → 2,188</w:t>
             </w:r>
           </w:p>
         </w:tc>
@@ -3048,7 +3048,7 @@
           </w:tcPr>
           <w:p>
             <w:r>
-              <w:t>0,577</w:t>
+              <w:t>0,527</w:t>
             </w:r>
           </w:p>
         </w:tc>
@@ -3058,7 +3058,7 @@
           </w:tcPr>
           <w:p>
             <w:r>
-              <w:t>2,208 → 1,631</w:t>
+              <w:t>2,188 → 1,661</w:t>
             </w:r>
           </w:p>
         </w:tc>

--- a/artifacts/bids/2026-02-03/zayavka_2026-02-03.docx
+++ b/artifacts/bids/2026-02-03/zayavka_2026-02-03.docx
@@ -254,7 +254,7 @@
               <w:jc w:val="right"/>
             </w:pPr>
             <w:r>
-              <w:t>1,331</w:t>
+              <w:t>1,361</w:t>
             </w:r>
           </w:p>
         </w:tc>
@@ -277,7 +277,7 @@
               <w:jc w:val="right"/>
             </w:pPr>
             <w:r>
-              <w:t>0,062</w:t>
+              <w:t>0,068</w:t>
             </w:r>
           </w:p>
         </w:tc>
@@ -302,7 +302,7 @@
               <w:jc w:val="right"/>
             </w:pPr>
             <w:r>
-              <w:t>1,100</w:t>
+              <w:t>1,063</w:t>
             </w:r>
           </w:p>
         </w:tc>
@@ -325,7 +325,7 @@
               <w:jc w:val="right"/>
             </w:pPr>
             <w:r>
-              <w:t>0,086</w:t>
+              <w:t>0,101</w:t>
             </w:r>
           </w:p>
         </w:tc>
@@ -350,7 +350,7 @@
               <w:jc w:val="right"/>
             </w:pPr>
             <w:r>
-              <w:t>1,272</w:t>
+              <w:t>1,217</w:t>
             </w:r>
           </w:p>
         </w:tc>
@@ -373,7 +373,7 @@
               <w:jc w:val="right"/>
             </w:pPr>
             <w:r>
-              <w:t>0,122</w:t>
+              <w:t>0,124</w:t>
             </w:r>
           </w:p>
         </w:tc>
@@ -398,7 +398,7 @@
               <w:jc w:val="right"/>
             </w:pPr>
             <w:r>
-              <w:t>1,440</w:t>
+              <w:t>1,356</w:t>
             </w:r>
           </w:p>
         </w:tc>
@@ -421,7 +421,7 @@
               <w:jc w:val="right"/>
             </w:pPr>
             <w:r>
-              <w:t>0,231</w:t>
+              <w:t>0,208</w:t>
             </w:r>
           </w:p>
         </w:tc>
@@ -446,7 +446,7 @@
               <w:jc w:val="right"/>
             </w:pPr>
             <w:r>
-              <w:t>1,954</w:t>
+              <w:t>1,925</w:t>
             </w:r>
           </w:p>
         </w:tc>
@@ -469,7 +469,7 @@
               <w:jc w:val="right"/>
             </w:pPr>
             <w:r>
-              <w:t>0,695</w:t>
+              <w:t>0,719</w:t>
             </w:r>
           </w:p>
         </w:tc>
@@ -494,7 +494,7 @@
               <w:jc w:val="right"/>
             </w:pPr>
             <w:r>
-              <w:t>1,021</w:t>
+              <w:t>0,923</w:t>
             </w:r>
           </w:p>
         </w:tc>
@@ -517,7 +517,7 @@
               <w:jc w:val="right"/>
             </w:pPr>
             <w:r>
-              <w:t>1,016</w:t>
+              <w:t>1,063</w:t>
             </w:r>
           </w:p>
         </w:tc>
@@ -542,7 +542,7 @@
               <w:jc w:val="right"/>
             </w:pPr>
             <w:r>
-              <w:t>0,742</w:t>
+              <w:t>0,704</w:t>
             </w:r>
           </w:p>
         </w:tc>
@@ -565,7 +565,7 @@
               <w:jc w:val="right"/>
             </w:pPr>
             <w:r>
-              <w:t>1,315</w:t>
+              <w:t>1,333</w:t>
             </w:r>
           </w:p>
         </w:tc>
@@ -590,7 +590,7 @@
               <w:jc w:val="right"/>
             </w:pPr>
             <w:r>
-              <w:t>0,486</w:t>
+              <w:t>0,474</w:t>
             </w:r>
           </w:p>
         </w:tc>
@@ -613,7 +613,7 @@
               <w:jc w:val="right"/>
             </w:pPr>
             <w:r>
-              <w:t>1,441</w:t>
+              <w:t>1,459</w:t>
             </w:r>
           </w:p>
         </w:tc>
@@ -638,7 +638,7 @@
               <w:jc w:val="right"/>
             </w:pPr>
             <w:r>
-              <w:t>0,227</w:t>
+              <w:t>0,202</w:t>
             </w:r>
           </w:p>
         </w:tc>
@@ -661,7 +661,7 @@
               <w:jc w:val="right"/>
             </w:pPr>
             <w:r>
-              <w:t>1,492</w:t>
+              <w:t>1,532</w:t>
             </w:r>
           </w:p>
         </w:tc>
@@ -686,7 +686,7 @@
               <w:jc w:val="right"/>
             </w:pPr>
             <w:r>
-              <w:t>0,180</w:t>
+              <w:t>0,164</w:t>
             </w:r>
           </w:p>
         </w:tc>
@@ -709,7 +709,7 @@
               <w:jc w:val="right"/>
             </w:pPr>
             <w:r>
-              <w:t>1,393</w:t>
+              <w:t>1,364</w:t>
             </w:r>
           </w:p>
         </w:tc>
@@ -734,7 +734,7 @@
               <w:jc w:val="right"/>
             </w:pPr>
             <w:r>
-              <w:t>0,118</w:t>
+              <w:t>0,140</w:t>
             </w:r>
           </w:p>
         </w:tc>
@@ -757,7 +757,7 @@
               <w:jc w:val="right"/>
             </w:pPr>
             <w:r>
-              <w:t>1,492</w:t>
+              <w:t>1,542</w:t>
             </w:r>
           </w:p>
         </w:tc>
@@ -782,7 +782,7 @@
               <w:jc w:val="right"/>
             </w:pPr>
             <w:r>
-              <w:t>0,066</w:t>
+              <w:t>0,070</w:t>
             </w:r>
           </w:p>
         </w:tc>
@@ -805,7 +805,7 @@
               <w:jc w:val="right"/>
             </w:pPr>
             <w:r>
-              <w:t>1,379</w:t>
+              <w:t>1,419</w:t>
             </w:r>
           </w:p>
         </w:tc>
@@ -821,7 +821,7 @@
         <w:rPr>
           <w:b/>
         </w:rPr>
-        <w:t>Итого за сутки: 20,661 МВт·ч.</w:t>
+        <w:t>Итого за сутки: 20,531 МВт·ч.</w:t>
       </w:r>
     </w:p>
     <w:p>
@@ -834,7 +834,7 @@
     </w:p>
     <w:p>
       <w:r>
-        <w:t>Прогноз a291c1e62f0a, сформирован 02.02.2026 05:00 (Астана); модель windcast-0.1.0-cascade+direct; погода: Open-Meteo Previous Runs: ECMWF IFS, ECMWF AIFS, ICON, GFS, UKMO, GEM, CMA, выпуск 2026-02-01 18:00:00 UTC.</w:t>
+        <w:t>Прогноз 1f773c9ada95, сформирован 02.02.2026 05:00 (Астана); модель windcast-0.1.0-cascade+cqr; погода: Open-Meteo Previous Runs: ECMWF IFS, ECMWF AIFS, ICON, GFS, UKMO, GEM, CMA, выпуск 2026-02-01 18:00:00 UTC.</w:t>
       </w:r>
     </w:p>
     <w:tbl>
@@ -940,7 +940,7 @@
           </w:tcPr>
           <w:p>
             <w:r>
-              <w:t>0,115</w:t>
+              <w:t>0,074</w:t>
             </w:r>
           </w:p>
         </w:tc>
@@ -950,7 +950,7 @@
           </w:tcPr>
           <w:p>
             <w:r>
-              <w:t>1,331</w:t>
+              <w:t>1,361</w:t>
             </w:r>
           </w:p>
         </w:tc>
@@ -960,7 +960,7 @@
           </w:tcPr>
           <w:p>
             <w:r>
-              <w:t>3,633</w:t>
+              <w:t>3,660</w:t>
             </w:r>
           </w:p>
         </w:tc>
@@ -1002,7 +1002,7 @@
           </w:tcPr>
           <w:p>
             <w:r>
-              <w:t>0,091</w:t>
+              <w:t>0,018</w:t>
             </w:r>
           </w:p>
         </w:tc>
@@ -1012,7 +1012,7 @@
           </w:tcPr>
           <w:p>
             <w:r>
-              <w:t>1,100</w:t>
+              <w:t>1,063</w:t>
             </w:r>
           </w:p>
         </w:tc>
@@ -1022,7 +1022,7 @@
           </w:tcPr>
           <w:p>
             <w:r>
-              <w:t>4,044</w:t>
+              <w:t>4,084</w:t>
             </w:r>
           </w:p>
         </w:tc>
@@ -1064,7 +1064,7 @@
           </w:tcPr>
           <w:p>
             <w:r>
-              <w:t>0,092</w:t>
+              <w:t>0,024</w:t>
             </w:r>
           </w:p>
         </w:tc>
@@ -1074,7 +1074,7 @@
           </w:tcPr>
           <w:p>
             <w:r>
-              <w:t>1,272</w:t>
+              <w:t>1,217</w:t>
             </w:r>
           </w:p>
         </w:tc>
@@ -1084,7 +1084,7 @@
           </w:tcPr>
           <w:p>
             <w:r>
-              <w:t>4,265</w:t>
+              <w:t>4,324</w:t>
             </w:r>
           </w:p>
         </w:tc>
@@ -1126,7 +1126,7 @@
           </w:tcPr>
           <w:p>
             <w:r>
-              <w:t>0,086</w:t>
+              <w:t>0,004</w:t>
             </w:r>
           </w:p>
         </w:tc>
@@ -1136,7 +1136,7 @@
           </w:tcPr>
           <w:p>
             <w:r>
-              <w:t>1,440</w:t>
+              <w:t>1,356</w:t>
             </w:r>
           </w:p>
         </w:tc>
@@ -1146,7 +1146,7 @@
           </w:tcPr>
           <w:p>
             <w:r>
-              <w:t>4,470</w:t>
+              <w:t>4,537</w:t>
             </w:r>
           </w:p>
         </w:tc>
@@ -1188,7 +1188,7 @@
           </w:tcPr>
           <w:p>
             <w:r>
-              <w:t>0,090</w:t>
+              <w:t>0,000</w:t>
             </w:r>
           </w:p>
         </w:tc>
@@ -1198,7 +1198,7 @@
           </w:tcPr>
           <w:p>
             <w:r>
-              <w:t>1,954</w:t>
+              <w:t>1,925</w:t>
             </w:r>
           </w:p>
         </w:tc>
@@ -1208,7 +1208,7 @@
           </w:tcPr>
           <w:p>
             <w:r>
-              <w:t>4,519</w:t>
+              <w:t>4,558</w:t>
             </w:r>
           </w:p>
         </w:tc>
@@ -1250,7 +1250,7 @@
           </w:tcPr>
           <w:p>
             <w:r>
-              <w:t>0,026</w:t>
+              <w:t>0,000</w:t>
             </w:r>
           </w:p>
         </w:tc>
@@ -1260,7 +1260,7 @@
           </w:tcPr>
           <w:p>
             <w:r>
-              <w:t>1,021</w:t>
+              <w:t>0,923</w:t>
             </w:r>
           </w:p>
         </w:tc>
@@ -1270,7 +1270,7 @@
           </w:tcPr>
           <w:p>
             <w:r>
-              <w:t>3,942</w:t>
+              <w:t>3,976</w:t>
             </w:r>
           </w:p>
         </w:tc>
@@ -1312,7 +1312,7 @@
           </w:tcPr>
           <w:p>
             <w:r>
-              <w:t>0,040</w:t>
+              <w:t>0,005</w:t>
             </w:r>
           </w:p>
         </w:tc>
@@ -1322,7 +1322,7 @@
           </w:tcPr>
           <w:p>
             <w:r>
-              <w:t>0,742</w:t>
+              <w:t>0,704</w:t>
             </w:r>
           </w:p>
         </w:tc>
@@ -1332,7 +1332,7 @@
           </w:tcPr>
           <w:p>
             <w:r>
-              <w:t>3,338</w:t>
+              <w:t>3,334</w:t>
             </w:r>
           </w:p>
         </w:tc>
@@ -1374,7 +1374,7 @@
           </w:tcPr>
           <w:p>
             <w:r>
-              <w:t>0,010</w:t>
+              <w:t>0,000</w:t>
             </w:r>
           </w:p>
         </w:tc>
@@ -1384,7 +1384,7 @@
           </w:tcPr>
           <w:p>
             <w:r>
-              <w:t>0,486</w:t>
+              <w:t>0,474</w:t>
             </w:r>
           </w:p>
         </w:tc>
@@ -1394,7 +1394,7 @@
           </w:tcPr>
           <w:p>
             <w:r>
-              <w:t>2,894</w:t>
+              <w:t>2,832</w:t>
             </w:r>
           </w:p>
         </w:tc>
@@ -1436,7 +1436,7 @@
           </w:tcPr>
           <w:p>
             <w:r>
-              <w:t>0,013</w:t>
+              <w:t>0,020</w:t>
             </w:r>
           </w:p>
         </w:tc>
@@ -1446,7 +1446,7 @@
           </w:tcPr>
           <w:p>
             <w:r>
-              <w:t>0,227</w:t>
+              <w:t>0,202</w:t>
             </w:r>
           </w:p>
         </w:tc>
@@ -1456,7 +1456,7 @@
           </w:tcPr>
           <w:p>
             <w:r>
-              <w:t>2,147</w:t>
+              <w:t>2,144</w:t>
             </w:r>
           </w:p>
         </w:tc>
@@ -1498,7 +1498,7 @@
           </w:tcPr>
           <w:p>
             <w:r>
-              <w:t>0,001</w:t>
+              <w:t>0,004</w:t>
             </w:r>
           </w:p>
         </w:tc>
@@ -1508,7 +1508,7 @@
           </w:tcPr>
           <w:p>
             <w:r>
-              <w:t>0,180</w:t>
+              <w:t>0,164</w:t>
             </w:r>
           </w:p>
         </w:tc>
@@ -1518,7 +1518,7 @@
           </w:tcPr>
           <w:p>
             <w:r>
-              <w:t>1,744</w:t>
+              <w:t>1,745</w:t>
             </w:r>
           </w:p>
         </w:tc>
@@ -1560,7 +1560,7 @@
           </w:tcPr>
           <w:p>
             <w:r>
-              <w:t>0,017</w:t>
+              <w:t>0,042</w:t>
             </w:r>
           </w:p>
         </w:tc>
@@ -1570,7 +1570,7 @@
           </w:tcPr>
           <w:p>
             <w:r>
-              <w:t>0,118</w:t>
+              <w:t>0,140</w:t>
             </w:r>
           </w:p>
         </w:tc>
@@ -1580,7 +1580,7 @@
           </w:tcPr>
           <w:p>
             <w:r>
-              <w:t>1,224</w:t>
+              <w:t>1,075</w:t>
             </w:r>
           </w:p>
         </w:tc>
@@ -1632,7 +1632,7 @@
           </w:tcPr>
           <w:p>
             <w:r>
-              <w:t>0,066</w:t>
+              <w:t>0,070</w:t>
             </w:r>
           </w:p>
         </w:tc>
@@ -1642,7 +1642,7 @@
           </w:tcPr>
           <w:p>
             <w:r>
-              <w:t>1,085</w:t>
+              <w:t>1,061</w:t>
             </w:r>
           </w:p>
         </w:tc>
@@ -1684,7 +1684,7 @@
           </w:tcPr>
           <w:p>
             <w:r>
-              <w:t>0,000</w:t>
+              <w:t>0,002</w:t>
             </w:r>
           </w:p>
         </w:tc>
@@ -1694,7 +1694,7 @@
           </w:tcPr>
           <w:p>
             <w:r>
-              <w:t>0,062</w:t>
+              <w:t>0,068</w:t>
             </w:r>
           </w:p>
         </w:tc>
@@ -1704,7 +1704,7 @@
           </w:tcPr>
           <w:p>
             <w:r>
-              <w:t>0,738</w:t>
+              <w:t>0,688</w:t>
             </w:r>
           </w:p>
         </w:tc>
@@ -1746,7 +1746,7 @@
           </w:tcPr>
           <w:p>
             <w:r>
-              <w:t>0,005</w:t>
+              <w:t>0,024</w:t>
             </w:r>
           </w:p>
         </w:tc>
@@ -1756,7 +1756,7 @@
           </w:tcPr>
           <w:p>
             <w:r>
-              <w:t>0,086</w:t>
+              <w:t>0,101</w:t>
             </w:r>
           </w:p>
         </w:tc>
@@ -1766,7 +1766,7 @@
           </w:tcPr>
           <w:p>
             <w:r>
-              <w:t>0,688</w:t>
+              <w:t>0,647</w:t>
             </w:r>
           </w:p>
         </w:tc>
@@ -1808,7 +1808,7 @@
           </w:tcPr>
           <w:p>
             <w:r>
-              <w:t>0,003</w:t>
+              <w:t>0,021</w:t>
             </w:r>
           </w:p>
         </w:tc>
@@ -1818,7 +1818,7 @@
           </w:tcPr>
           <w:p>
             <w:r>
-              <w:t>0,122</w:t>
+              <w:t>0,124</w:t>
             </w:r>
           </w:p>
         </w:tc>
@@ -1828,7 +1828,7 @@
           </w:tcPr>
           <w:p>
             <w:r>
-              <w:t>0,772</w:t>
+              <w:t>0,688</w:t>
             </w:r>
           </w:p>
         </w:tc>
@@ -1870,7 +1870,7 @@
           </w:tcPr>
           <w:p>
             <w:r>
-              <w:t>0,012</w:t>
+              <w:t>0,017</w:t>
             </w:r>
           </w:p>
         </w:tc>
@@ -1880,7 +1880,7 @@
           </w:tcPr>
           <w:p>
             <w:r>
-              <w:t>0,231</w:t>
+              <w:t>0,208</w:t>
             </w:r>
           </w:p>
         </w:tc>
@@ -1890,7 +1890,7 @@
           </w:tcPr>
           <w:p>
             <w:r>
-              <w:t>1,454</w:t>
+              <w:t>1,378</w:t>
             </w:r>
           </w:p>
         </w:tc>
@@ -1942,7 +1942,7 @@
           </w:tcPr>
           <w:p>
             <w:r>
-              <w:t>0,695</w:t>
+              <w:t>0,719</w:t>
             </w:r>
           </w:p>
         </w:tc>
@@ -1952,7 +1952,7 @@
           </w:tcPr>
           <w:p>
             <w:r>
-              <w:t>2,584</w:t>
+              <w:t>2,578</w:t>
             </w:r>
           </w:p>
         </w:tc>
@@ -1994,7 +1994,7 @@
           </w:tcPr>
           <w:p>
             <w:r>
-              <w:t>0,035</w:t>
+              <w:t>0,033</w:t>
             </w:r>
           </w:p>
         </w:tc>
@@ -2004,7 +2004,7 @@
           </w:tcPr>
           <w:p>
             <w:r>
-              <w:t>1,016</w:t>
+              <w:t>1,063</w:t>
             </w:r>
           </w:p>
         </w:tc>
@@ -2014,7 +2014,7 @@
           </w:tcPr>
           <w:p>
             <w:r>
-              <w:t>3,337</w:t>
+              <w:t>3,407</w:t>
             </w:r>
           </w:p>
         </w:tc>
@@ -2056,7 +2056,7 @@
           </w:tcPr>
           <w:p>
             <w:r>
-              <w:t>0,024</w:t>
+              <w:t>0,000</w:t>
             </w:r>
           </w:p>
         </w:tc>
@@ -2066,7 +2066,7 @@
           </w:tcPr>
           <w:p>
             <w:r>
-              <w:t>1,315</w:t>
+              <w:t>1,333</w:t>
             </w:r>
           </w:p>
         </w:tc>
@@ -2076,7 +2076,7 @@
           </w:tcPr>
           <w:p>
             <w:r>
-              <w:t>3,671</w:t>
+              <w:t>3,729</w:t>
             </w:r>
           </w:p>
         </w:tc>
@@ -2118,7 +2118,7 @@
           </w:tcPr>
           <w:p>
             <w:r>
-              <w:t>0,045</w:t>
+              <w:t>0,020</w:t>
             </w:r>
           </w:p>
         </w:tc>
@@ -2128,7 +2128,7 @@
           </w:tcPr>
           <w:p>
             <w:r>
-              <w:t>1,441</w:t>
+              <w:t>1,459</w:t>
             </w:r>
           </w:p>
         </w:tc>
@@ -2138,7 +2138,7 @@
           </w:tcPr>
           <w:p>
             <w:r>
-              <w:t>3,809</w:t>
+              <w:t>3,845</w:t>
             </w:r>
           </w:p>
         </w:tc>
@@ -2180,7 +2180,7 @@
           </w:tcPr>
           <w:p>
             <w:r>
-              <w:t>0,038</w:t>
+              <w:t>0,013</w:t>
             </w:r>
           </w:p>
         </w:tc>
@@ -2190,7 +2190,7 @@
           </w:tcPr>
           <w:p>
             <w:r>
-              <w:t>1,492</w:t>
+              <w:t>1,532</w:t>
             </w:r>
           </w:p>
         </w:tc>
@@ -2200,7 +2200,7 @@
           </w:tcPr>
           <w:p>
             <w:r>
-              <w:t>3,785</w:t>
+              <w:t>3,886</w:t>
             </w:r>
           </w:p>
         </w:tc>
@@ -2242,7 +2242,7 @@
           </w:tcPr>
           <w:p>
             <w:r>
-              <w:t>0,042</w:t>
+              <w:t>0,014</w:t>
             </w:r>
           </w:p>
         </w:tc>
@@ -2252,7 +2252,7 @@
           </w:tcPr>
           <w:p>
             <w:r>
-              <w:t>1,393</w:t>
+              <w:t>1,364</w:t>
             </w:r>
           </w:p>
         </w:tc>
@@ -2262,7 +2262,7 @@
           </w:tcPr>
           <w:p>
             <w:r>
-              <w:t>3,787</w:t>
+              <w:t>3,855</w:t>
             </w:r>
           </w:p>
         </w:tc>
@@ -2304,7 +2304,7 @@
           </w:tcPr>
           <w:p>
             <w:r>
-              <w:t>0,091</w:t>
+              <w:t>0,048</w:t>
             </w:r>
           </w:p>
         </w:tc>
@@ -2314,7 +2314,7 @@
           </w:tcPr>
           <w:p>
             <w:r>
-              <w:t>1,492</w:t>
+              <w:t>1,542</w:t>
             </w:r>
           </w:p>
         </w:tc>
@@ -2324,7 +2324,7 @@
           </w:tcPr>
           <w:p>
             <w:r>
-              <w:t>3,693</w:t>
+              <w:t>3,794</w:t>
             </w:r>
           </w:p>
         </w:tc>
@@ -2366,7 +2366,7 @@
           </w:tcPr>
           <w:p>
             <w:r>
-              <w:t>0,035</w:t>
+              <w:t>0,000</w:t>
             </w:r>
           </w:p>
         </w:tc>
@@ -2376,7 +2376,7 @@
           </w:tcPr>
           <w:p>
             <w:r>
-              <w:t>1,379</w:t>
+              <w:t>1,419</w:t>
             </w:r>
           </w:p>
         </w:tc>
@@ -2386,7 +2386,7 @@
           </w:tcPr>
           <w:p>
             <w:r>
-              <w:t>3,635</w:t>
+              <w:t>3,703</w:t>
             </w:r>
           </w:p>
         </w:tc>
@@ -2552,7 +2552,7 @@
           </w:tcPr>
           <w:p>
             <w:r>
-              <w:t>0,768</w:t>
+              <w:t>0,842</w:t>
             </w:r>
           </w:p>
         </w:tc>
@@ -2562,7 +2562,7 @@
           </w:tcPr>
           <w:p>
             <w:r>
-              <w:t>1,100 → 1,868</w:t>
+              <w:t>1,063 → 1,905</w:t>
             </w:r>
           </w:p>
         </w:tc>
@@ -2614,7 +2614,7 @@
           </w:tcPr>
           <w:p>
             <w:r>
-              <w:t>1,154</w:t>
+              <w:t>1,233</w:t>
             </w:r>
           </w:p>
         </w:tc>
@@ -2624,7 +2624,7 @@
           </w:tcPr>
           <w:p>
             <w:r>
-              <w:t>1,272 → 2,426</w:t>
+              <w:t>1,217 → 2,450</w:t>
             </w:r>
           </w:p>
         </w:tc>
@@ -2676,7 +2676,7 @@
           </w:tcPr>
           <w:p>
             <w:r>
-              <w:t>1,342</w:t>
+              <w:t>1,427</w:t>
             </w:r>
           </w:p>
         </w:tc>
@@ -2686,7 +2686,7 @@
           </w:tcPr>
           <w:p>
             <w:r>
-              <w:t>1,440 → 2,782</w:t>
+              <w:t>1,356 → 2,783</w:t>
             </w:r>
           </w:p>
         </w:tc>
@@ -2738,7 +2738,7 @@
           </w:tcPr>
           <w:p>
             <w:r>
-              <w:t>0,739</w:t>
+              <w:t>0,769</w:t>
             </w:r>
           </w:p>
         </w:tc>
@@ -2748,7 +2748,7 @@
           </w:tcPr>
           <w:p>
             <w:r>
-              <w:t>1,954 → 2,693</w:t>
+              <w:t>1,925 → 2,694</w:t>
             </w:r>
           </w:p>
         </w:tc>
@@ -2800,7 +2800,7 @@
           </w:tcPr>
           <w:p>
             <w:r>
-              <w:t>1,255</w:t>
+              <w:t>1,326</w:t>
             </w:r>
           </w:p>
         </w:tc>
@@ -2810,7 +2810,7 @@
           </w:tcPr>
           <w:p>
             <w:r>
-              <w:t>1,021 → 2,276</w:t>
+              <w:t>0,923 → 2,249</w:t>
             </w:r>
           </w:p>
         </w:tc>
@@ -2862,7 +2862,7 @@
           </w:tcPr>
           <w:p>
             <w:r>
-              <w:t>1,104</w:t>
+              <w:t>1,127</w:t>
             </w:r>
           </w:p>
         </w:tc>
@@ -2872,7 +2872,7 @@
           </w:tcPr>
           <w:p>
             <w:r>
-              <w:t>0,742 → 1,846</w:t>
+              <w:t>0,704 → 1,831</w:t>
             </w:r>
           </w:p>
         </w:tc>
@@ -2924,7 +2924,7 @@
           </w:tcPr>
           <w:p>
             <w:r>
-              <w:t>0,698</w:t>
+              <w:t>0,724</w:t>
             </w:r>
           </w:p>
         </w:tc>
@@ -2934,7 +2934,7 @@
           </w:tcPr>
           <w:p>
             <w:r>
-              <w:t>1,393 → 2,091</w:t>
+              <w:t>1,364 → 2,088</w:t>
             </w:r>
           </w:p>
         </w:tc>
@@ -2986,7 +2986,7 @@
           </w:tcPr>
           <w:p>
             <w:r>
-              <w:t>0,696</w:t>
+              <w:t>0,662</w:t>
             </w:r>
           </w:p>
         </w:tc>
@@ -2996,7 +2996,7 @@
           </w:tcPr>
           <w:p>
             <w:r>
-              <w:t>1,492 → 2,188</w:t>
+              <w:t>1,542 → 2,204</w:t>
             </w:r>
           </w:p>
         </w:tc>
@@ -3048,7 +3048,7 @@
           </w:tcPr>
           <w:p>
             <w:r>
-              <w:t>0,527</w:t>
+              <w:t>0,586</w:t>
             </w:r>
           </w:p>
         </w:tc>
@@ -3058,7 +3058,7 @@
           </w:tcPr>
           <w:p>
             <w:r>
-              <w:t>2,188 → 1,661</w:t>
+              <w:t>2,204 → 1,618</w:t>
             </w:r>
           </w:p>
         </w:tc>
